--- a/ИУ5Ц-91Б Васильев В.М. Задание.docx
+++ b/ИУ5Ц-91Б Васильев В.М. Задание.docx
@@ -1,6 +1,6 @@
 
 <file path=word/document.xml><?xml version="1.0" encoding="utf-8"?>
-<w:document xmlns:wpc="http://schemas.microsoft.com/office/word/2010/wordprocessingCanvas" xmlns:cx="http://schemas.microsoft.com/office/drawing/2014/chartex" xmlns:cx1="http://schemas.microsoft.com/office/drawing/2015/9/8/chartex" xmlns:cx2="http://schemas.microsoft.com/office/drawing/2015/10/21/chartex" xmlns:cx3="http://schemas.microsoft.com/office/drawing/2016/5/9/chartex" xmlns:cx4="http://schemas.microsoft.com/office/drawing/2016/5/10/chartex" xmlns:cx5="http://schemas.microsoft.com/office/drawing/2016/5/11/chartex" xmlns:cx6="http://schemas.microsoft.com/office/drawing/2016/5/12/chartex" xmlns:cx7="http://schemas.microsoft.com/office/drawing/2016/5/13/chartex" xmlns:cx8="http://schemas.microsoft.com/office/drawing/2016/5/14/chartex" xmlns:mc="http://schemas.openxmlformats.org/markup-compatibility/2006" xmlns:aink="http://schemas.microsoft.com/office/drawing/2016/ink" xmlns:am3d="http://schemas.microsoft.com/office/drawing/2017/model3d" xmlns:o="urn:schemas-microsoft-com:office:office" xmlns:oel="http://schemas.microsoft.com/office/2019/extlst" xmlns:r="http://schemas.openxmlformats.org/officeDocument/2006/relationships" xmlns:m="http://schemas.openxmlformats.org/officeDocument/2006/math" xmlns:v="urn:schemas-microsoft-com:vml" xmlns:wp14="http://schemas.microsoft.com/office/word/2010/wordprocessingDrawing" xmlns:wp="http://schemas.openxmlformats.org/drawingml/2006/wordprocessingDrawing" xmlns:w10="urn:schemas-microsoft-com:office:word" xmlns:w="http://schemas.openxmlformats.org/wordprocessingml/2006/main" xmlns:w14="http://schemas.microsoft.com/office/word/2010/wordml" xmlns:w15="http://schemas.microsoft.com/office/word/2012/wordml" xmlns:w16cex="http://schemas.microsoft.com/office/word/2018/wordml/cex" xmlns:w16cid="http://schemas.microsoft.com/office/word/2016/wordml/cid" xmlns:w16="http://schemas.microsoft.com/office/word/2018/wordml" xmlns:w16du="http://schemas.microsoft.com/office/word/2023/wordml/word16du" xmlns:w16sdtdh="http://schemas.microsoft.com/office/word/2020/wordml/sdtdatahash" xmlns:w16sdtfl="http://schemas.microsoft.com/office/word/2024/wordml/sdtformatlock" xmlns:w16se="http://schemas.microsoft.com/office/word/2015/wordml/symex" xmlns:wpg="http://schemas.microsoft.com/office/word/2010/wordprocessingGroup" xmlns:wpi="http://schemas.microsoft.com/office/word/2010/wordprocessingInk" xmlns:wne="http://schemas.microsoft.com/office/word/2006/wordml" xmlns:wps="http://schemas.microsoft.com/office/word/2010/wordprocessingShape" mc:Ignorable="w14 w15 w16se w16cid w16 w16cex w16sdtdh w16sdtfl w16du wp14">
+<w:document xmlns:wpc="http://schemas.microsoft.com/office/word/2010/wordprocessingCanvas" xmlns:cx="http://schemas.microsoft.com/office/drawing/2014/chartex" xmlns:cx1="http://schemas.microsoft.com/office/drawing/2015/9/8/chartex" xmlns:cx2="http://schemas.microsoft.com/office/drawing/2015/10/21/chartex" xmlns:cx3="http://schemas.microsoft.com/office/drawing/2016/5/9/chartex" xmlns:cx4="http://schemas.microsoft.com/office/drawing/2016/5/10/chartex" xmlns:cx5="http://schemas.microsoft.com/office/drawing/2016/5/11/chartex" xmlns:cx6="http://schemas.microsoft.com/office/drawing/2016/5/12/chartex" xmlns:cx7="http://schemas.microsoft.com/office/drawing/2016/5/13/chartex" xmlns:cx8="http://schemas.microsoft.com/office/drawing/2016/5/14/chartex" xmlns:mc="http://schemas.openxmlformats.org/markup-compatibility/2006" xmlns:aink="http://schemas.microsoft.com/office/drawing/2016/ink" xmlns:am3d="http://schemas.microsoft.com/office/drawing/2017/model3d" xmlns:o="urn:schemas-microsoft-com:office:office" xmlns:r="http://schemas.openxmlformats.org/officeDocument/2006/relationships" xmlns:m="http://schemas.openxmlformats.org/officeDocument/2006/math" xmlns:v="urn:schemas-microsoft-com:vml" xmlns:wp14="http://schemas.microsoft.com/office/word/2010/wordprocessingDrawing" xmlns:wp="http://schemas.openxmlformats.org/drawingml/2006/wordprocessingDrawing" xmlns:w10="urn:schemas-microsoft-com:office:word" xmlns:w="http://schemas.openxmlformats.org/wordprocessingml/2006/main" xmlns:w14="http://schemas.microsoft.com/office/word/2010/wordml" xmlns:w15="http://schemas.microsoft.com/office/word/2012/wordml" xmlns:w16cex="http://schemas.microsoft.com/office/word/2018/wordml/cex" xmlns:w16cid="http://schemas.microsoft.com/office/word/2016/wordml/cid" xmlns:w16="http://schemas.microsoft.com/office/word/2018/wordml" xmlns:w16sdtdh="http://schemas.microsoft.com/office/word/2020/wordml/sdtdatahash" xmlns:w16se="http://schemas.microsoft.com/office/word/2015/wordml/symex" xmlns:wpg="http://schemas.microsoft.com/office/word/2010/wordprocessingGroup" xmlns:wpi="http://schemas.microsoft.com/office/word/2010/wordprocessingInk" xmlns:wne="http://schemas.microsoft.com/office/word/2006/wordml" xmlns:wps="http://schemas.microsoft.com/office/word/2010/wordprocessingShape" mc:Ignorable="w14 w15 w16se w16cid w16 w16cex w16sdtdh wp14">
   <w:body>
     <w:p>
       <w:pPr>
@@ -399,21 +399,26 @@
         </w:rPr>
         <w:t xml:space="preserve">Автоматизированная система проверки статей на плагиат с визуальным выделением </w:t>
       </w:r>
-      <w:proofErr w:type="spellStart"/>
       <w:r>
         <w:rPr>
           <w:color w:val="000000"/>
           <w:u w:val="single"/>
         </w:rPr>
-        <w:t>заимстований</w:t>
-      </w:r>
-      <w:proofErr w:type="spellEnd"/>
+        <w:t>заимствований</w:t>
+      </w:r>
       <w:r>
         <w:rPr>
           <w:color w:val="000000"/>
           <w:u w:val="single"/>
         </w:rPr>
-        <w:t xml:space="preserve"> в тексте</w:t>
+        <w:t xml:space="preserve"> </w:t>
+      </w:r>
+      <w:r>
+        <w:rPr>
+          <w:color w:val="000000"/>
+          <w:u w:val="single"/>
+        </w:rPr>
+        <w:t>в тексте</w:t>
       </w:r>
       <w:r>
         <w:rPr>
@@ -1221,15 +1226,13 @@
         </w:rPr>
         <w:t xml:space="preserve">плагиата с визуальными выделением </w:t>
       </w:r>
-      <w:proofErr w:type="spellStart"/>
       <w:r>
         <w:rPr>
           <w:color w:val="000000"/>
           <w:u w:val="single"/>
         </w:rPr>
-        <w:t>заимстований</w:t>
-      </w:r>
-      <w:proofErr w:type="spellEnd"/>
+        <w:t>заимствований</w:t>
+      </w:r>
       <w:r>
         <w:rPr>
           <w:color w:val="000000"/>
@@ -1495,56 +1498,48 @@
         <w:t>Дата выдачи задания</w:t>
       </w:r>
       <w:r>
+        <w:t xml:space="preserve"> «</w:t>
+      </w:r>
+      <w:r>
+        <w:rPr>
+          <w:u w:val="single"/>
+        </w:rPr>
         <w:t xml:space="preserve"> </w:t>
       </w:r>
-      <w:proofErr w:type="gramStart"/>
-      <w:r>
-        <w:t>«</w:t>
-      </w:r>
-      <w:r>
-        <w:rPr>
-          <w:u w:val="single"/>
-        </w:rPr>
+      <w:r>
+        <w:rPr>
+          <w:u w:val="single"/>
+        </w:rPr>
+        <w:t>1</w:t>
+      </w:r>
+      <w:r>
+        <w:rPr>
+          <w:u w:val="single"/>
+        </w:rPr>
+        <w:t>3</w:t>
+      </w:r>
+      <w:r>
+        <w:rPr>
+          <w:u w:val="single"/>
+        </w:rPr>
+        <w:t xml:space="preserve">  </w:t>
+      </w:r>
+      <w:r>
+        <w:t xml:space="preserve">» </w:t>
+      </w:r>
+      <w:r>
+        <w:rPr>
+          <w:u w:val="single"/>
+        </w:rPr>
+        <w:t>ноября</w:t>
+      </w:r>
+      <w:r>
         <w:t xml:space="preserve"> </w:t>
       </w:r>
       <w:r>
         <w:rPr>
           <w:u w:val="single"/>
         </w:rPr>
-        <w:t>1</w:t>
-      </w:r>
-      <w:r>
-        <w:rPr>
-          <w:u w:val="single"/>
-        </w:rPr>
-        <w:t>3</w:t>
-      </w:r>
-      <w:r>
-        <w:rPr>
-          <w:u w:val="single"/>
-        </w:rPr>
-        <w:t xml:space="preserve">  </w:t>
-      </w:r>
-      <w:r>
-        <w:t>»</w:t>
-      </w:r>
-      <w:proofErr w:type="gramEnd"/>
-      <w:r>
-        <w:t xml:space="preserve"> </w:t>
-      </w:r>
-      <w:r>
-        <w:rPr>
-          <w:u w:val="single"/>
-        </w:rPr>
-        <w:t>ноября</w:t>
-      </w:r>
-      <w:r>
-        <w:t xml:space="preserve"> </w:t>
-      </w:r>
-      <w:r>
-        <w:rPr>
-          <w:u w:val="single"/>
-        </w:rPr>
         <w:t>2025</w:t>
       </w:r>
       <w:r>
@@ -1561,11 +1556,7 @@
         <w:jc w:val="both"/>
       </w:pPr>
       <w:r>
-        <w:t xml:space="preserve">В соответствии с учебным планом выпускную квалификационную работу выполнить в полном объеме в срок до </w:t>
-      </w:r>
-      <w:proofErr w:type="gramStart"/>
-      <w:r>
-        <w:t>«</w:t>
+        <w:t>В соответствии с учебным планом выпускную квалификационную работу выполнить в полном объеме в срок до «</w:t>
       </w:r>
       <w:r>
         <w:rPr>
@@ -1574,11 +1565,7 @@
         <w:t xml:space="preserve"> 31  </w:t>
       </w:r>
       <w:r>
-        <w:t>»</w:t>
-      </w:r>
-      <w:proofErr w:type="gramEnd"/>
-      <w:r>
-        <w:t xml:space="preserve"> </w:t>
+        <w:t xml:space="preserve">» </w:t>
       </w:r>
       <w:r>
         <w:rPr>
@@ -1658,19 +1645,7 @@
         <w:rPr>
           <w:u w:val="single"/>
         </w:rPr>
-        <w:t>А.С.</w:t>
-      </w:r>
-      <w:r>
-        <w:rPr>
-          <w:u w:val="single"/>
-        </w:rPr>
-        <w:t xml:space="preserve"> </w:t>
-      </w:r>
-      <w:r>
-        <w:rPr>
-          <w:u w:val="single"/>
-        </w:rPr>
-        <w:t>Волков</w:t>
+        <w:t>А.М. Балашов</w:t>
       </w:r>
       <w:r>
         <w:rPr>
@@ -1693,23 +1668,7 @@
           <w:sz w:val="18"/>
           <w:szCs w:val="18"/>
         </w:rPr>
-        <w:t>(</w:t>
-      </w:r>
-      <w:proofErr w:type="gramStart"/>
-      <w:r>
-        <w:rPr>
-          <w:sz w:val="18"/>
-          <w:szCs w:val="18"/>
-        </w:rPr>
-        <w:t xml:space="preserve">Подпись,   </w:t>
-      </w:r>
-      <w:proofErr w:type="gramEnd"/>
-      <w:r>
-        <w:rPr>
-          <w:sz w:val="18"/>
-          <w:szCs w:val="18"/>
-        </w:rPr>
-        <w:t xml:space="preserve">                дата            инициалы, фамилия)    </w:t>
+        <w:t xml:space="preserve">(Подпись,                   дата            инициалы, фамилия)    </w:t>
       </w:r>
     </w:p>
     <w:p>
@@ -1793,23 +1752,7 @@
           <w:sz w:val="18"/>
           <w:szCs w:val="18"/>
         </w:rPr>
-        <w:t>(</w:t>
-      </w:r>
-      <w:proofErr w:type="gramStart"/>
-      <w:r>
-        <w:rPr>
-          <w:sz w:val="18"/>
-          <w:szCs w:val="18"/>
-        </w:rPr>
-        <w:t xml:space="preserve">Подпись,   </w:t>
-      </w:r>
-      <w:proofErr w:type="gramEnd"/>
-      <w:r>
-        <w:rPr>
-          <w:sz w:val="18"/>
-          <w:szCs w:val="18"/>
-        </w:rPr>
-        <w:t xml:space="preserve">                дата            инициалы, фамилия)    </w:t>
+        <w:t xml:space="preserve">(Подпись,                   дата            инициалы, фамилия)    </w:t>
       </w:r>
     </w:p>
     <w:p>
@@ -1854,7 +1797,7 @@
 </file>
 
 <file path=word/endnotes.xml><?xml version="1.0" encoding="utf-8"?>
-<w:endnotes xmlns:wpc="http://schemas.microsoft.com/office/word/2010/wordprocessingCanvas" xmlns:cx="http://schemas.microsoft.com/office/drawing/2014/chartex" xmlns:cx1="http://schemas.microsoft.com/office/drawing/2015/9/8/chartex" xmlns:cx2="http://schemas.microsoft.com/office/drawing/2015/10/21/chartex" xmlns:cx3="http://schemas.microsoft.com/office/drawing/2016/5/9/chartex" xmlns:cx4="http://schemas.microsoft.com/office/drawing/2016/5/10/chartex" xmlns:cx5="http://schemas.microsoft.com/office/drawing/2016/5/11/chartex" xmlns:cx6="http://schemas.microsoft.com/office/drawing/2016/5/12/chartex" xmlns:cx7="http://schemas.microsoft.com/office/drawing/2016/5/13/chartex" xmlns:cx8="http://schemas.microsoft.com/office/drawing/2016/5/14/chartex" xmlns:mc="http://schemas.openxmlformats.org/markup-compatibility/2006" xmlns:aink="http://schemas.microsoft.com/office/drawing/2016/ink" xmlns:am3d="http://schemas.microsoft.com/office/drawing/2017/model3d" xmlns:o="urn:schemas-microsoft-com:office:office" xmlns:oel="http://schemas.microsoft.com/office/2019/extlst" xmlns:r="http://schemas.openxmlformats.org/officeDocument/2006/relationships" xmlns:m="http://schemas.openxmlformats.org/officeDocument/2006/math" xmlns:v="urn:schemas-microsoft-com:vml" xmlns:wp14="http://schemas.microsoft.com/office/word/2010/wordprocessingDrawing" xmlns:wp="http://schemas.openxmlformats.org/drawingml/2006/wordprocessingDrawing" xmlns:w10="urn:schemas-microsoft-com:office:word" xmlns:w="http://schemas.openxmlformats.org/wordprocessingml/2006/main" xmlns:w14="http://schemas.microsoft.com/office/word/2010/wordml" xmlns:w15="http://schemas.microsoft.com/office/word/2012/wordml" xmlns:w16cex="http://schemas.microsoft.com/office/word/2018/wordml/cex" xmlns:w16cid="http://schemas.microsoft.com/office/word/2016/wordml/cid" xmlns:w16="http://schemas.microsoft.com/office/word/2018/wordml" xmlns:w16du="http://schemas.microsoft.com/office/word/2023/wordml/word16du" xmlns:w16sdtdh="http://schemas.microsoft.com/office/word/2020/wordml/sdtdatahash" xmlns:w16sdtfl="http://schemas.microsoft.com/office/word/2024/wordml/sdtformatlock" xmlns:w16se="http://schemas.microsoft.com/office/word/2015/wordml/symex" xmlns:wpg="http://schemas.microsoft.com/office/word/2010/wordprocessingGroup" xmlns:wpi="http://schemas.microsoft.com/office/word/2010/wordprocessingInk" xmlns:wne="http://schemas.microsoft.com/office/word/2006/wordml" xmlns:wps="http://schemas.microsoft.com/office/word/2010/wordprocessingShape" mc:Ignorable="w14 w15 w16se w16cid w16 w16cex w16sdtdh w16sdtfl w16du wp14">
+<w:endnotes xmlns:wpc="http://schemas.microsoft.com/office/word/2010/wordprocessingCanvas" xmlns:cx="http://schemas.microsoft.com/office/drawing/2014/chartex" xmlns:cx1="http://schemas.microsoft.com/office/drawing/2015/9/8/chartex" xmlns:cx2="http://schemas.microsoft.com/office/drawing/2015/10/21/chartex" xmlns:cx3="http://schemas.microsoft.com/office/drawing/2016/5/9/chartex" xmlns:cx4="http://schemas.microsoft.com/office/drawing/2016/5/10/chartex" xmlns:cx5="http://schemas.microsoft.com/office/drawing/2016/5/11/chartex" xmlns:cx6="http://schemas.microsoft.com/office/drawing/2016/5/12/chartex" xmlns:cx7="http://schemas.microsoft.com/office/drawing/2016/5/13/chartex" xmlns:cx8="http://schemas.microsoft.com/office/drawing/2016/5/14/chartex" xmlns:mc="http://schemas.openxmlformats.org/markup-compatibility/2006" xmlns:aink="http://schemas.microsoft.com/office/drawing/2016/ink" xmlns:am3d="http://schemas.microsoft.com/office/drawing/2017/model3d" xmlns:o="urn:schemas-microsoft-com:office:office" xmlns:r="http://schemas.openxmlformats.org/officeDocument/2006/relationships" xmlns:m="http://schemas.openxmlformats.org/officeDocument/2006/math" xmlns:v="urn:schemas-microsoft-com:vml" xmlns:wp14="http://schemas.microsoft.com/office/word/2010/wordprocessingDrawing" xmlns:wp="http://schemas.openxmlformats.org/drawingml/2006/wordprocessingDrawing" xmlns:w10="urn:schemas-microsoft-com:office:word" xmlns:w="http://schemas.openxmlformats.org/wordprocessingml/2006/main" xmlns:w14="http://schemas.microsoft.com/office/word/2010/wordml" xmlns:w15="http://schemas.microsoft.com/office/word/2012/wordml" xmlns:w16cex="http://schemas.microsoft.com/office/word/2018/wordml/cex" xmlns:w16cid="http://schemas.microsoft.com/office/word/2016/wordml/cid" xmlns:w16="http://schemas.microsoft.com/office/word/2018/wordml" xmlns:w16sdtdh="http://schemas.microsoft.com/office/word/2020/wordml/sdtdatahash" xmlns:w16se="http://schemas.microsoft.com/office/word/2015/wordml/symex" xmlns:wpg="http://schemas.microsoft.com/office/word/2010/wordprocessingGroup" xmlns:wpi="http://schemas.microsoft.com/office/word/2010/wordprocessingInk" xmlns:wne="http://schemas.microsoft.com/office/word/2006/wordml" xmlns:wps="http://schemas.microsoft.com/office/word/2010/wordprocessingShape" mc:Ignorable="w14 w15 w16se w16cid w16 w16cex w16sdtdh wp14">
   <w:endnote w:type="separator" w:id="-1">
     <w:p>
       <w:r>
@@ -1873,7 +1816,7 @@
 </file>
 
 <file path=word/footnotes.xml><?xml version="1.0" encoding="utf-8"?>
-<w:footnotes xmlns:wpc="http://schemas.microsoft.com/office/word/2010/wordprocessingCanvas" xmlns:cx="http://schemas.microsoft.com/office/drawing/2014/chartex" xmlns:cx1="http://schemas.microsoft.com/office/drawing/2015/9/8/chartex" xmlns:cx2="http://schemas.microsoft.com/office/drawing/2015/10/21/chartex" xmlns:cx3="http://schemas.microsoft.com/office/drawing/2016/5/9/chartex" xmlns:cx4="http://schemas.microsoft.com/office/drawing/2016/5/10/chartex" xmlns:cx5="http://schemas.microsoft.com/office/drawing/2016/5/11/chartex" xmlns:cx6="http://schemas.microsoft.com/office/drawing/2016/5/12/chartex" xmlns:cx7="http://schemas.microsoft.com/office/drawing/2016/5/13/chartex" xmlns:cx8="http://schemas.microsoft.com/office/drawing/2016/5/14/chartex" xmlns:mc="http://schemas.openxmlformats.org/markup-compatibility/2006" xmlns:aink="http://schemas.microsoft.com/office/drawing/2016/ink" xmlns:am3d="http://schemas.microsoft.com/office/drawing/2017/model3d" xmlns:o="urn:schemas-microsoft-com:office:office" xmlns:oel="http://schemas.microsoft.com/office/2019/extlst" xmlns:r="http://schemas.openxmlformats.org/officeDocument/2006/relationships" xmlns:m="http://schemas.openxmlformats.org/officeDocument/2006/math" xmlns:v="urn:schemas-microsoft-com:vml" xmlns:wp14="http://schemas.microsoft.com/office/word/2010/wordprocessingDrawing" xmlns:wp="http://schemas.openxmlformats.org/drawingml/2006/wordprocessingDrawing" xmlns:w10="urn:schemas-microsoft-com:office:word" xmlns:w="http://schemas.openxmlformats.org/wordprocessingml/2006/main" xmlns:w14="http://schemas.microsoft.com/office/word/2010/wordml" xmlns:w15="http://schemas.microsoft.com/office/word/2012/wordml" xmlns:w16cex="http://schemas.microsoft.com/office/word/2018/wordml/cex" xmlns:w16cid="http://schemas.microsoft.com/office/word/2016/wordml/cid" xmlns:w16="http://schemas.microsoft.com/office/word/2018/wordml" xmlns:w16du="http://schemas.microsoft.com/office/word/2023/wordml/word16du" xmlns:w16sdtdh="http://schemas.microsoft.com/office/word/2020/wordml/sdtdatahash" xmlns:w16sdtfl="http://schemas.microsoft.com/office/word/2024/wordml/sdtformatlock" xmlns:w16se="http://schemas.microsoft.com/office/word/2015/wordml/symex" xmlns:wpg="http://schemas.microsoft.com/office/word/2010/wordprocessingGroup" xmlns:wpi="http://schemas.microsoft.com/office/word/2010/wordprocessingInk" xmlns:wne="http://schemas.microsoft.com/office/word/2006/wordml" xmlns:wps="http://schemas.microsoft.com/office/word/2010/wordprocessingShape" mc:Ignorable="w14 w15 w16se w16cid w16 w16cex w16sdtdh w16sdtfl w16du wp14">
+<w:footnotes xmlns:wpc="http://schemas.microsoft.com/office/word/2010/wordprocessingCanvas" xmlns:cx="http://schemas.microsoft.com/office/drawing/2014/chartex" xmlns:cx1="http://schemas.microsoft.com/office/drawing/2015/9/8/chartex" xmlns:cx2="http://schemas.microsoft.com/office/drawing/2015/10/21/chartex" xmlns:cx3="http://schemas.microsoft.com/office/drawing/2016/5/9/chartex" xmlns:cx4="http://schemas.microsoft.com/office/drawing/2016/5/10/chartex" xmlns:cx5="http://schemas.microsoft.com/office/drawing/2016/5/11/chartex" xmlns:cx6="http://schemas.microsoft.com/office/drawing/2016/5/12/chartex" xmlns:cx7="http://schemas.microsoft.com/office/drawing/2016/5/13/chartex" xmlns:cx8="http://schemas.microsoft.com/office/drawing/2016/5/14/chartex" xmlns:mc="http://schemas.openxmlformats.org/markup-compatibility/2006" xmlns:aink="http://schemas.microsoft.com/office/drawing/2016/ink" xmlns:am3d="http://schemas.microsoft.com/office/drawing/2017/model3d" xmlns:o="urn:schemas-microsoft-com:office:office" xmlns:r="http://schemas.openxmlformats.org/officeDocument/2006/relationships" xmlns:m="http://schemas.openxmlformats.org/officeDocument/2006/math" xmlns:v="urn:schemas-microsoft-com:vml" xmlns:wp14="http://schemas.microsoft.com/office/word/2010/wordprocessingDrawing" xmlns:wp="http://schemas.openxmlformats.org/drawingml/2006/wordprocessingDrawing" xmlns:w10="urn:schemas-microsoft-com:office:word" xmlns:w="http://schemas.openxmlformats.org/wordprocessingml/2006/main" xmlns:w14="http://schemas.microsoft.com/office/word/2010/wordml" xmlns:w15="http://schemas.microsoft.com/office/word/2012/wordml" xmlns:w16cex="http://schemas.microsoft.com/office/word/2018/wordml/cex" xmlns:w16cid="http://schemas.microsoft.com/office/word/2016/wordml/cid" xmlns:w16="http://schemas.microsoft.com/office/word/2018/wordml" xmlns:w16sdtdh="http://schemas.microsoft.com/office/word/2020/wordml/sdtdatahash" xmlns:w16se="http://schemas.microsoft.com/office/word/2015/wordml/symex" xmlns:wpg="http://schemas.microsoft.com/office/word/2010/wordprocessingGroup" xmlns:wpi="http://schemas.microsoft.com/office/word/2010/wordprocessingInk" xmlns:wne="http://schemas.microsoft.com/office/word/2006/wordml" xmlns:wps="http://schemas.microsoft.com/office/word/2010/wordprocessingShape" mc:Ignorable="w14 w15 w16se w16cid w16 w16cex w16sdtdh wp14">
   <w:footnote w:type="separator" w:id="-1">
     <w:p>
       <w:r>
@@ -1910,7 +1853,7 @@
 </file>
 
 <file path=word/numbering.xml><?xml version="1.0" encoding="utf-8"?>
-<w:numbering xmlns:wpc="http://schemas.microsoft.com/office/word/2010/wordprocessingCanvas" xmlns:cx="http://schemas.microsoft.com/office/drawing/2014/chartex" xmlns:cx1="http://schemas.microsoft.com/office/drawing/2015/9/8/chartex" xmlns:cx2="http://schemas.microsoft.com/office/drawing/2015/10/21/chartex" xmlns:cx3="http://schemas.microsoft.com/office/drawing/2016/5/9/chartex" xmlns:cx4="http://schemas.microsoft.com/office/drawing/2016/5/10/chartex" xmlns:cx5="http://schemas.microsoft.com/office/drawing/2016/5/11/chartex" xmlns:cx6="http://schemas.microsoft.com/office/drawing/2016/5/12/chartex" xmlns:cx7="http://schemas.microsoft.com/office/drawing/2016/5/13/chartex" xmlns:cx8="http://schemas.microsoft.com/office/drawing/2016/5/14/chartex" xmlns:mc="http://schemas.openxmlformats.org/markup-compatibility/2006" xmlns:aink="http://schemas.microsoft.com/office/drawing/2016/ink" xmlns:am3d="http://schemas.microsoft.com/office/drawing/2017/model3d" xmlns:o="urn:schemas-microsoft-com:office:office" xmlns:oel="http://schemas.microsoft.com/office/2019/extlst" xmlns:r="http://schemas.openxmlformats.org/officeDocument/2006/relationships" xmlns:m="http://schemas.openxmlformats.org/officeDocument/2006/math" xmlns:v="urn:schemas-microsoft-com:vml" xmlns:wp14="http://schemas.microsoft.com/office/word/2010/wordprocessingDrawing" xmlns:wp="http://schemas.openxmlformats.org/drawingml/2006/wordprocessingDrawing" xmlns:w10="urn:schemas-microsoft-com:office:word" xmlns:w="http://schemas.openxmlformats.org/wordprocessingml/2006/main" xmlns:w14="http://schemas.microsoft.com/office/word/2010/wordml" xmlns:w15="http://schemas.microsoft.com/office/word/2012/wordml" xmlns:w16cex="http://schemas.microsoft.com/office/word/2018/wordml/cex" xmlns:w16cid="http://schemas.microsoft.com/office/word/2016/wordml/cid" xmlns:w16="http://schemas.microsoft.com/office/word/2018/wordml" xmlns:w16du="http://schemas.microsoft.com/office/word/2023/wordml/word16du" xmlns:w16sdtdh="http://schemas.microsoft.com/office/word/2020/wordml/sdtdatahash" xmlns:w16sdtfl="http://schemas.microsoft.com/office/word/2024/wordml/sdtformatlock" xmlns:w16se="http://schemas.microsoft.com/office/word/2015/wordml/symex" xmlns:wpg="http://schemas.microsoft.com/office/word/2010/wordprocessingGroup" xmlns:wpi="http://schemas.microsoft.com/office/word/2010/wordprocessingInk" xmlns:wne="http://schemas.microsoft.com/office/word/2006/wordml" xmlns:wps="http://schemas.microsoft.com/office/word/2010/wordprocessingShape" mc:Ignorable="w14 w15 w16se w16cid w16 w16cex w16sdtdh w16sdtfl w16du wp14">
+<w:numbering xmlns:wpc="http://schemas.microsoft.com/office/word/2010/wordprocessingCanvas" xmlns:cx="http://schemas.microsoft.com/office/drawing/2014/chartex" xmlns:cx1="http://schemas.microsoft.com/office/drawing/2015/9/8/chartex" xmlns:cx2="http://schemas.microsoft.com/office/drawing/2015/10/21/chartex" xmlns:cx3="http://schemas.microsoft.com/office/drawing/2016/5/9/chartex" xmlns:cx4="http://schemas.microsoft.com/office/drawing/2016/5/10/chartex" xmlns:cx5="http://schemas.microsoft.com/office/drawing/2016/5/11/chartex" xmlns:cx6="http://schemas.microsoft.com/office/drawing/2016/5/12/chartex" xmlns:cx7="http://schemas.microsoft.com/office/drawing/2016/5/13/chartex" xmlns:cx8="http://schemas.microsoft.com/office/drawing/2016/5/14/chartex" xmlns:mc="http://schemas.openxmlformats.org/markup-compatibility/2006" xmlns:aink="http://schemas.microsoft.com/office/drawing/2016/ink" xmlns:am3d="http://schemas.microsoft.com/office/drawing/2017/model3d" xmlns:o="urn:schemas-microsoft-com:office:office" xmlns:r="http://schemas.openxmlformats.org/officeDocument/2006/relationships" xmlns:m="http://schemas.openxmlformats.org/officeDocument/2006/math" xmlns:v="urn:schemas-microsoft-com:vml" xmlns:wp14="http://schemas.microsoft.com/office/word/2010/wordprocessingDrawing" xmlns:wp="http://schemas.openxmlformats.org/drawingml/2006/wordprocessingDrawing" xmlns:w10="urn:schemas-microsoft-com:office:word" xmlns:w="http://schemas.openxmlformats.org/wordprocessingml/2006/main" xmlns:w14="http://schemas.microsoft.com/office/word/2010/wordml" xmlns:w15="http://schemas.microsoft.com/office/word/2012/wordml" xmlns:w16cex="http://schemas.microsoft.com/office/word/2018/wordml/cex" xmlns:w16cid="http://schemas.microsoft.com/office/word/2016/wordml/cid" xmlns:w16="http://schemas.microsoft.com/office/word/2018/wordml" xmlns:w16sdtdh="http://schemas.microsoft.com/office/word/2020/wordml/sdtdatahash" xmlns:w16se="http://schemas.microsoft.com/office/word/2015/wordml/symex" xmlns:wpg="http://schemas.microsoft.com/office/word/2010/wordprocessingGroup" xmlns:wpi="http://schemas.microsoft.com/office/word/2010/wordprocessingInk" xmlns:wne="http://schemas.microsoft.com/office/word/2006/wordml" xmlns:wps="http://schemas.microsoft.com/office/word/2010/wordprocessingShape" mc:Ignorable="w14 w15 w16se w16cid w16 w16cex w16sdtdh wp14">
   <w:abstractNum w:abstractNumId="0" w15:restartNumberingAfterBreak="0">
     <w:nsid w:val="4A8F0F89"/>
     <w:multiLevelType w:val="hybridMultilevel"/>
@@ -1997,7 +1940,7 @@
       </w:pPr>
     </w:lvl>
   </w:abstractNum>
-  <w:num w:numId="1" w16cid:durableId="906189548">
+  <w:num w:numId="1">
     <w:abstractNumId w:val="0"/>
     <w:lvlOverride w:ilvl="0">
       <w:startOverride w:val="1"/>
@@ -2031,7 +1974,7 @@
 </file>
 
 <file path=word/styles.xml><?xml version="1.0" encoding="utf-8"?>
-<w:styles xmlns:mc="http://schemas.openxmlformats.org/markup-compatibility/2006" xmlns:r="http://schemas.openxmlformats.org/officeDocument/2006/relationships" xmlns:w="http://schemas.openxmlformats.org/wordprocessingml/2006/main" xmlns:w14="http://schemas.microsoft.com/office/word/2010/wordml" xmlns:w15="http://schemas.microsoft.com/office/word/2012/wordml" xmlns:w16cex="http://schemas.microsoft.com/office/word/2018/wordml/cex" xmlns:w16cid="http://schemas.microsoft.com/office/word/2016/wordml/cid" xmlns:w16="http://schemas.microsoft.com/office/word/2018/wordml" xmlns:w16du="http://schemas.microsoft.com/office/word/2023/wordml/word16du" xmlns:w16sdtdh="http://schemas.microsoft.com/office/word/2020/wordml/sdtdatahash" xmlns:w16sdtfl="http://schemas.microsoft.com/office/word/2024/wordml/sdtformatlock" xmlns:w16se="http://schemas.microsoft.com/office/word/2015/wordml/symex" mc:Ignorable="w14 w15 w16se w16cid w16 w16cex w16sdtdh w16sdtfl w16du">
+<w:styles xmlns:mc="http://schemas.openxmlformats.org/markup-compatibility/2006" xmlns:r="http://schemas.openxmlformats.org/officeDocument/2006/relationships" xmlns:w="http://schemas.openxmlformats.org/wordprocessingml/2006/main" xmlns:w14="http://schemas.microsoft.com/office/word/2010/wordml" xmlns:w15="http://schemas.microsoft.com/office/word/2012/wordml" xmlns:w16cex="http://schemas.microsoft.com/office/word/2018/wordml/cex" xmlns:w16cid="http://schemas.microsoft.com/office/word/2016/wordml/cid" xmlns:w16="http://schemas.microsoft.com/office/word/2018/wordml" xmlns:w16sdtdh="http://schemas.microsoft.com/office/word/2020/wordml/sdtdatahash" xmlns:w16se="http://schemas.microsoft.com/office/word/2015/wordml/symex" mc:Ignorable="w14 w15 w16se w16cid w16 w16cex w16sdtdh">
   <w:docDefaults>
     <w:rPrDefault>
       <w:rPr>

--- a/ИУ5Ц-91Б Васильев В.М. Задание.docx
+++ b/ИУ5Ц-91Б Васильев В.М. Задание.docx
@@ -404,14 +404,7 @@
           <w:color w:val="000000"/>
           <w:u w:val="single"/>
         </w:rPr>
-        <w:t>заимствований</w:t>
-      </w:r>
-      <w:r>
-        <w:rPr>
-          <w:color w:val="000000"/>
-          <w:u w:val="single"/>
-        </w:rPr>
-        <w:t xml:space="preserve"> </w:t>
+        <w:t xml:space="preserve">заимствований </w:t>
       </w:r>
       <w:r>
         <w:rPr>
@@ -1218,33 +1211,13 @@
         <w:rPr>
           <w:u w:val="single"/>
         </w:rPr>
-        <w:t xml:space="preserve">, подготовить техническое задание на разработку </w:t>
-      </w:r>
-      <w:r>
-        <w:rPr>
-          <w:u w:val="single"/>
-        </w:rPr>
-        <w:t xml:space="preserve">плагиата с визуальными выделением </w:t>
-      </w:r>
-      <w:r>
-        <w:rPr>
-          <w:color w:val="000000"/>
-          <w:u w:val="single"/>
-        </w:rPr>
-        <w:t>заимствований</w:t>
-      </w:r>
-      <w:r>
-        <w:rPr>
-          <w:color w:val="000000"/>
-          <w:u w:val="single"/>
-        </w:rPr>
-        <w:t xml:space="preserve"> </w:t>
-      </w:r>
-      <w:r>
-        <w:rPr>
-          <w:u w:val="single"/>
-        </w:rPr>
-        <w:t>в тексте</w:t>
+        <w:t xml:space="preserve">, </w:t>
+      </w:r>
+      <w:r>
+        <w:rPr>
+          <w:u w:val="single"/>
+        </w:rPr>
+        <w:t>подготовить техническое задание на разработку системы проверки плагиата с визуальным выделением заимствований в тексте</w:t>
       </w:r>
       <w:r>
         <w:rPr>
@@ -1313,49 +1286,33 @@
         <w:rPr>
           <w:u w:val="single"/>
         </w:rPr>
-        <w:t xml:space="preserve">   Разработать архитектуру </w:t>
-      </w:r>
-      <w:r>
-        <w:rPr>
-          <w:u w:val="single"/>
-        </w:rPr>
-        <w:t>веб-приложения</w:t>
-      </w:r>
-      <w:r>
-        <w:rPr>
-          <w:u w:val="single"/>
-        </w:rPr>
-        <w:t xml:space="preserve">, составить схему взаимодействия внутренних </w:t>
-      </w:r>
-      <w:r>
-        <w:rPr>
-          <w:u w:val="single"/>
-        </w:rPr>
-        <w:t>компонентов</w:t>
-      </w:r>
-      <w:r>
-        <w:rPr>
-          <w:u w:val="single"/>
-        </w:rPr>
-        <w:t>, разработать программу и методику испытаний системы, спроектировать пользовательский интерфейс, разработать модел</w:t>
-      </w:r>
-      <w:r>
-        <w:rPr>
-          <w:u w:val="single"/>
-        </w:rPr>
-        <w:t>и</w:t>
-      </w:r>
-      <w:r>
-        <w:rPr>
-          <w:u w:val="single"/>
-        </w:rPr>
-        <w:t xml:space="preserve"> данных, разработать программную часть</w:t>
-      </w:r>
-      <w:r>
-        <w:rPr>
-          <w:u w:val="single"/>
-        </w:rPr>
-        <w:t>, оценки результатов реализации.</w:t>
+        <w:t xml:space="preserve">   </w:t>
+      </w:r>
+      <w:r>
+        <w:rPr>
+          <w:u w:val="single"/>
+        </w:rPr>
+        <w:t xml:space="preserve">Разработать архитектуру локального веб-сервиса, составить схему взаимодействия внутренних компонентов, разработать программу и методику испытаний системы, описать интерфейс </w:t>
+      </w:r>
+      <w:proofErr w:type="spellStart"/>
+      <w:r>
+        <w:rPr>
+          <w:u w:val="single"/>
+        </w:rPr>
+        <w:t>Swagger</w:t>
+      </w:r>
+      <w:proofErr w:type="spellEnd"/>
+      <w:r>
+        <w:rPr>
+          <w:u w:val="single"/>
+        </w:rPr>
+        <w:t xml:space="preserve"> UI, разработать модели данных, разработать программную часть, выполнить оценку результатов реализации</w:t>
+      </w:r>
+      <w:r>
+        <w:rPr>
+          <w:u w:val="single"/>
+        </w:rPr>
+        <w:t>.</w:t>
       </w:r>
       <w:r>
         <w:rPr>
@@ -1449,19 +1406,27 @@
         <w:rPr>
           <w:u w:val="single"/>
         </w:rPr>
-        <w:t>пользовательск</w:t>
-      </w:r>
-      <w:r>
-        <w:rPr>
-          <w:u w:val="single"/>
-        </w:rPr>
-        <w:t>ий</w:t>
-      </w:r>
-      <w:r>
-        <w:rPr>
-          <w:u w:val="single"/>
-        </w:rPr>
-        <w:t xml:space="preserve"> интерфейс, </w:t>
+        <w:t xml:space="preserve">интерфейс </w:t>
+      </w:r>
+      <w:proofErr w:type="spellStart"/>
+      <w:r>
+        <w:rPr>
+          <w:u w:val="single"/>
+        </w:rPr>
+        <w:t>Swagger</w:t>
+      </w:r>
+      <w:proofErr w:type="spellEnd"/>
+      <w:r>
+        <w:rPr>
+          <w:u w:val="single"/>
+        </w:rPr>
+        <w:t xml:space="preserve"> UI</w:t>
+      </w:r>
+      <w:r>
+        <w:rPr>
+          <w:u w:val="single"/>
+        </w:rPr>
+        <w:t xml:space="preserve">, </w:t>
       </w:r>
       <w:r>
         <w:rPr>
